--- a/01. UML/01. ERS/ERS_CONV_UNI_RESTFUL_JAVA_SINBDD_GR01.docx
+++ b/01. UML/01. ERS/ERS_CONV_UNI_RESTFUL_JAVA_SINBDD_GR01.docx
@@ -49,72 +49,52 @@
         <w:t xml:space="preserve">ARQUITECTURA DE SOFTWARE – NRC 36841 – GRUPO 1</w:t>
       </w:r>
     </w:p>
-    <w:tbl>
-      <w:tblPr>
-        <w:tblW w:type="dxa" w:w="5200"/>
+    <w:p>
+      <w:pPr>
+        <w:keepNext/>
         <w:jc w:val="center"/>
-        <w:tblBorders>
-          <w:top w:val="single" w:color="auto" w:sz="4"/>
-          <w:left w:val="single" w:color="auto" w:sz="4"/>
-          <w:bottom w:val="single" w:color="auto" w:sz="4"/>
-          <w:right w:val="single" w:color="auto" w:sz="4"/>
-          <w:insideH w:val="single" w:color="auto" w:sz="4"/>
-          <w:insideV w:val="single" w:color="auto" w:sz="4"/>
-        </w:tblBorders>
-      </w:tblPr>
-      <w:tblGrid>
-        <w:gridCol w:w="5200"/>
-      </w:tblGrid>
-      <w:tr>
-        <w:trPr>
-          <w:trHeight w:val="3000" w:hRule="exact"/>
-        </w:trPr>
-        <w:tc>
-          <w:tcPr>
-            <w:tcW w:type="dxa" w:w="5200"/>
-            <w:tcBorders>
-              <w:top w:val="dashed" w:color="2E75B6" w:sz="8"/>
-              <w:left w:val="dashed" w:color="2E75B6" w:sz="8"/>
-              <w:bottom w:val="dashed" w:color="2E75B6" w:sz="8"/>
-              <w:right w:val="dashed" w:color="2E75B6" w:sz="8"/>
-            </w:tcBorders>
-            <w:vAlign w:val="center"/>
-          </w:tcPr>
-          <w:p>
-            <w:pPr>
-              <w:jc w:val="center"/>
-            </w:pPr>
-            <w:r>
-              <w:rPr>
-                <w:rFonts w:ascii="Arial" w:cs="Arial" w:eastAsia="Arial" w:hAnsi="Arial"/>
-                <w:b/>
-                <w:bCs/>
-                <w:color w:val="2E75B6"/>
-                <w:sz w:val="20"/>
-                <w:szCs w:val="20"/>
-              </w:rPr>
-              <w:t xml:space="preserve">[ IMAGEN DEL MONSTER ]</w:t>
-            </w:r>
-          </w:p>
-          <w:p>
-            <w:pPr>
-              <w:jc w:val="center"/>
-            </w:pPr>
-            <w:r>
-              <w:rPr>
-                <w:rFonts w:ascii="Arial" w:cs="Arial" w:eastAsia="Arial" w:hAnsi="Arial"/>
-                <w:i/>
-                <w:iCs/>
-                <w:color w:val="7F7F7F"/>
-                <w:sz w:val="16"/>
-                <w:szCs w:val="16"/>
-              </w:rPr>
-              <w:t xml:space="preserve">Clic derecho en el recuadro → eliminar contenido e insertar la imagen</w:t>
-            </w:r>
-          </w:p>
-        </w:tc>
-      </w:tr>
-    </w:tbl>
+      </w:pPr>
+      <w:r>
+        <w:drawing>
+          <wp:inline distT="0" distB="0" distL="0" distR="0">
+            <wp:extent cx="2190750" cy="1457325"/>
+            <wp:effectExtent t="0" r="0" b="0" l="0"/>
+            <wp:docPr id="9901" name="" descr="" title=""/>
+            <wp:cNvGraphicFramePr>
+              <a:graphicFrameLocks xmlns:a="http://schemas.openxmlformats.org/drawingml/2006/main" noChangeAspect="1"/>
+            </wp:cNvGraphicFramePr>
+            <a:graphic xmlns:a="http://schemas.openxmlformats.org/drawingml/2006/main">
+              <a:graphicData uri="http://schemas.openxmlformats.org/drawingml/2006/picture">
+                <pic:pic xmlns:pic="http://schemas.openxmlformats.org/drawingml/2006/picture">
+                  <pic:nvPicPr>
+                    <pic:cNvPr id="0" name="" descr=""/>
+                    <pic:cNvPicPr>
+                      <a:picLocks noChangeAspect="1" noChangeArrowheads="1"/>
+                    </pic:cNvPicPr>
+                  </pic:nvPicPr>
+                  <pic:blipFill>
+                    <a:blip r:embed="rIdMON" cstate="none"/>
+                    <a:srcRect/>
+                    <a:stretch>
+                      <a:fillRect/>
+                    </a:stretch>
+                  </pic:blipFill>
+                  <pic:spPr bwMode="auto">
+                    <a:xfrm>
+                      <a:off x="0" y="0"/>
+                      <a:ext cx="2190750" cy="1457325"/>
+                    </a:xfrm>
+                    <a:prstGeom prst="rect">
+                      <a:avLst/>
+                    </a:prstGeom>
+                  </pic:spPr>
+                </pic:pic>
+              </a:graphicData>
+            </a:graphic>
+          </wp:inline>
+        </w:drawing>
+      </w:r>
+    </w:p>
     <w:p>
       <w:pPr>
         <w:spacing w:after="40" w:before="360" w:line="300"/>
@@ -3988,7 +3968,7 @@
       <w:r>
         <w:drawing>
           <wp:inline distT="0" distB="0" distL="0" distR="0">
-            <wp:extent cx="5715000" cy="1752600"/>
+            <wp:extent cx="5715000" cy="5292099"/>
             <wp:effectExtent t="0" r="0" b="0" l="0"/>
             <wp:docPr id="1" name="" descr="" title=""/>
             <wp:cNvGraphicFramePr>
@@ -4004,7 +3984,7 @@
                     </pic:cNvPicPr>
                   </pic:nvPicPr>
                   <pic:blipFill>
-                    <a:blip r:embed="rId9" cstate="none"/>
+                    <a:blip r:embed="rIdPD1" cstate="none"/>
                     <a:srcRect/>
                     <a:stretch>
                       <a:fillRect/>
@@ -4013,7 +3993,7 @@
                   <pic:spPr bwMode="auto">
                     <a:xfrm>
                       <a:off x="0" y="0"/>
-                      <a:ext cx="5715000" cy="1752600"/>
+                      <a:ext cx="5715000" cy="5292099"/>
                     </a:xfrm>
                     <a:prstGeom prst="rect">
                       <a:avLst/>
@@ -4280,7 +4260,7 @@
       <w:r>
         <w:drawing>
           <wp:inline distT="0" distB="0" distL="0" distR="0">
-            <wp:extent cx="5715000" cy="5734050"/>
+            <wp:extent cx="5715000" cy="5829300"/>
             <wp:effectExtent t="0" r="0" b="0" l="0"/>
             <wp:docPr id="2" name="" descr="" title=""/>
             <wp:cNvGraphicFramePr>
@@ -4296,7 +4276,7 @@
                     </pic:cNvPicPr>
                   </pic:nvPicPr>
                   <pic:blipFill>
-                    <a:blip r:embed="rId10" cstate="none"/>
+                    <a:blip r:embed="rIdPD2" cstate="none"/>
                     <a:srcRect/>
                     <a:stretch>
                       <a:fillRect/>
@@ -4305,7 +4285,7 @@
                   <pic:spPr bwMode="auto">
                     <a:xfrm>
                       <a:off x="0" y="0"/>
-                      <a:ext cx="5715000" cy="5734050"/>
+                      <a:ext cx="5715000" cy="5829300"/>
                     </a:xfrm>
                     <a:prstGeom prst="rect">
                       <a:avLst/>
